--- a/01_The_Blue_Silence/Manuscript/THE_BLUE_SILENCE_Chapter_05_The_Policeman_Who_Disappeared.docx
+++ b/01_The_Blue_Silence/Manuscript/THE_BLUE_SILENCE_Chapter_05_The_Policeman_Who_Disappeared.docx
@@ -85,7 +85,7 @@
         <w:jc w:val="left"/>
       </w:pPr>
       <w:r>
-        <w:t>Hamid stood beside Rahman's desk for several seconds without speaking.</w:t>
+        <w:t>Hamid stood beside Rahman’s desk for several seconds without speaking.</w:t>
       </w:r>
     </w:p>
     <w:p>
@@ -245,7 +245,7 @@
         <w:jc w:val="left"/>
       </w:pPr>
       <w:r>
-        <w:t>“I'll tell him.”</w:t>
+        <w:t>“I’ll tell him.”</w:t>
       </w:r>
     </w:p>
     <w:p>
@@ -285,7 +285,7 @@
         <w:jc w:val="left"/>
       </w:pPr>
       <w:r>
-        <w:t>“Tell him I'll meet him tonight.”</w:t>
+        <w:t>“Tell him I’ll meet him tonight.”</w:t>
       </w:r>
     </w:p>
     <w:p>
@@ -357,7 +357,7 @@
         <w:jc w:val="left"/>
       </w:pPr>
       <w:r>
-        <w:t>Hamid's eyes met his.</w:t>
+        <w:t>Hamid’s eyes met his.</w:t>
       </w:r>
     </w:p>
     <w:p>
@@ -789,7 +789,7 @@
         <w:jc w:val="left"/>
       </w:pPr>
       <w:r>
-        <w:t>They drove to Hamid's house.</w:t>
+        <w:t>They drove to Hamid’s house.</w:t>
       </w:r>
     </w:p>
     <w:p>
@@ -1037,7 +1037,7 @@
         <w:jc w:val="left"/>
       </w:pPr>
       <w:r>
-        <w:t>“I don't know.”</w:t>
+        <w:t>“I don’t know.”</w:t>
       </w:r>
     </w:p>
     <w:p>
@@ -1157,7 +1157,7 @@
         <w:jc w:val="left"/>
       </w:pPr>
       <w:r>
-        <w:t>“I don't know.”</w:t>
+        <w:t>“I don’t know.”</w:t>
       </w:r>
     </w:p>
     <w:p>
@@ -1245,7 +1245,7 @@
         <w:jc w:val="left"/>
       </w:pPr>
       <w:r>
-        <w:t>Harun opened the driver's door.</w:t>
+        <w:t>Harun opened the driver’s door.</w:t>
       </w:r>
     </w:p>
     <w:p>
@@ -1269,7 +1269,7 @@
         <w:jc w:val="left"/>
       </w:pPr>
       <w:r>
-        <w:t>“You think he's running.”</w:t>
+        <w:t>“You think he’s running.”</w:t>
       </w:r>
     </w:p>
     <w:p>
@@ -1285,7 +1285,7 @@
         <w:jc w:val="left"/>
       </w:pPr>
       <w:r>
-        <w:t>“I think we don't know where he is.”</w:t>
+        <w:t>“I think we don’t know where he is.”</w:t>
       </w:r>
     </w:p>
     <w:p>
@@ -1313,7 +1313,7 @@
         <w:jc w:val="left"/>
       </w:pPr>
       <w:r>
-        <w:t>It had been placed in the station's incoming administrative tray.</w:t>
+        <w:t>It had been placed in the station’s incoming administrative tray.</w:t>
       </w:r>
     </w:p>
     <w:p>
@@ -1473,7 +1473,7 @@
         <w:jc w:val="left"/>
       </w:pPr>
       <w:r>
-        <w:t>“I don't know.”</w:t>
+        <w:t>“I don’t know.”</w:t>
       </w:r>
     </w:p>
     <w:p>
@@ -1521,7 +1521,7 @@
         <w:jc w:val="left"/>
       </w:pPr>
       <w:r>
-        <w:t>“I don't know, sir.”</w:t>
+        <w:t>“I don’t know, sir.”</w:t>
       </w:r>
     </w:p>
     <w:p>
@@ -1601,7 +1601,7 @@
         <w:jc w:val="left"/>
       </w:pPr>
       <w:r>
-        <w:t>“They wouldn't say.”</w:t>
+        <w:t>“They wouldn’t say.”</w:t>
       </w:r>
     </w:p>
     <w:p>
@@ -1689,7 +1689,7 @@
         <w:jc w:val="left"/>
       </w:pPr>
       <w:r>
-        <w:t>“That doesn't mean Hamid is there.”</w:t>
+        <w:t>“That doesn’t mean Hamid is there.”</w:t>
       </w:r>
     </w:p>
     <w:p>
@@ -1801,7 +1801,7 @@
         <w:jc w:val="left"/>
       </w:pPr>
       <w:r>
-        <w:t>“They won't confirm.”</w:t>
+        <w:t>“They won’t confirm.”</w:t>
       </w:r>
     </w:p>
     <w:p>
@@ -1817,15 +1817,15 @@
         <w:jc w:val="left"/>
       </w:pPr>
       <w:r>
-        <w:t>“Won't or can't?”</w:t>
-      </w:r>
-    </w:p>
-    <w:p>
-      <w:pPr>
-        <w:jc w:val="left"/>
-      </w:pPr>
-      <w:r>
-        <w:t>“They didn't say.”</w:t>
+        <w:t>“Won’t or can’t?”</w:t>
+      </w:r>
+    </w:p>
+    <w:p>
+      <w:pPr>
+        <w:jc w:val="left"/>
+      </w:pPr>
+      <w:r>
+        <w:t>“They didn’t say.”</w:t>
       </w:r>
     </w:p>
     <w:p>
@@ -1845,7 +1845,7 @@
         <w:jc w:val="left"/>
       </w:pPr>
       <w:r>
-        <w:t>Rahman returned to Hamid's house after breakfast.</w:t>
+        <w:t>Rahman returned to Hamid’s house after breakfast.</w:t>
       </w:r>
     </w:p>
     <w:p>
@@ -1925,7 +1925,7 @@
         <w:jc w:val="left"/>
       </w:pPr>
       <w:r>
-        <w:t>“You don't know?”</w:t>
+        <w:t>“You don’t know?”</w:t>
       </w:r>
     </w:p>
     <w:p>
@@ -1957,7 +1957,7 @@
         <w:jc w:val="left"/>
       </w:pPr>
       <w:r>
-        <w:t>“We don't know that.”</w:t>
+        <w:t>“We don’t know that.”</w:t>
       </w:r>
     </w:p>
     <w:p>
@@ -2013,7 +2013,7 @@
         <w:jc w:val="left"/>
       </w:pPr>
       <w:r>
-        <w:t>“He wouldn't say.”</w:t>
+        <w:t>“He wouldn’t say.”</w:t>
       </w:r>
     </w:p>
     <w:p>
@@ -2117,7 +2117,7 @@
         <w:jc w:val="left"/>
       </w:pPr>
       <w:r>
-        <w:t>“I don't know.”</w:t>
+        <w:t>“I don’t know.”</w:t>
       </w:r>
     </w:p>
     <w:p>
@@ -2133,7 +2133,7 @@
         <w:jc w:val="left"/>
       </w:pPr>
       <w:r>
-        <w:t>“I don't know.”</w:t>
+        <w:t>“I don’t know.”</w:t>
       </w:r>
     </w:p>
     <w:p>
@@ -2157,7 +2157,7 @@
         <w:jc w:val="left"/>
       </w:pPr>
       <w:r>
-        <w:t>Salmah's face changed.</w:t>
+        <w:t>Salmah’s face changed.</w:t>
       </w:r>
     </w:p>
     <w:p>
@@ -2205,7 +2205,7 @@
         <w:jc w:val="left"/>
       </w:pPr>
       <w:r>
-        <w:t>“He said if anyone asked, I should say I didn't know where he was.”</w:t>
+        <w:t>“He said if anyone asked, I should say I didn’t know where he was.”</w:t>
       </w:r>
     </w:p>
     <w:p>
@@ -2221,7 +2221,7 @@
         <w:jc w:val="left"/>
       </w:pPr>
       <w:r>
-        <w:t>“He didn't say.”</w:t>
+        <w:t>“He didn’t say.”</w:t>
       </w:r>
     </w:p>
     <w:p>
@@ -2293,7 +2293,7 @@
         <w:jc w:val="left"/>
       </w:pPr>
       <w:r>
-        <w:t>“I don't know.”</w:t>
+        <w:t>“I don’t know.”</w:t>
       </w:r>
     </w:p>
     <w:p>
@@ -2401,7 +2401,7 @@
         <w:jc w:val="left"/>
       </w:pPr>
       <w:r>
-        <w:t>Back at the station, Hamid's desk had been cleared.</w:t>
+        <w:t>Back at the station, Hamid’s desk had been cleared.</w:t>
       </w:r>
     </w:p>
     <w:p>
@@ -2545,15 +2545,15 @@
         <w:jc w:val="left"/>
       </w:pPr>
       <w:r>
-        <w:t>“I didn't ask.”</w:t>
-      </w:r>
-    </w:p>
-    <w:p>
-      <w:pPr>
-        <w:jc w:val="left"/>
-      </w:pPr>
-      <w:r>
-        <w:t>Rahman's irritation sharpened.</w:t>
+        <w:t>“I didn’t ask.”</w:t>
+      </w:r>
+    </w:p>
+    <w:p>
+      <w:pPr>
+        <w:jc w:val="left"/>
+      </w:pPr>
+      <w:r>
+        <w:t>Rahman’s irritation sharpened.</w:t>
       </w:r>
     </w:p>
     <w:p>
@@ -2617,7 +2617,7 @@
         <w:jc w:val="left"/>
       </w:pPr>
       <w:r>
-        <w:t>Hamid's name.</w:t>
+        <w:t>Hamid’s name.</w:t>
       </w:r>
     </w:p>
     <w:p>
@@ -2729,7 +2729,7 @@
         <w:jc w:val="left"/>
       </w:pPr>
       <w:r>
-        <w:t>“If it was fake, at least we'd know.”</w:t>
+        <w:t>“If it was fake, at least we’d know.”</w:t>
       </w:r>
     </w:p>
     <w:p>
@@ -2745,7 +2745,7 @@
         <w:jc w:val="left"/>
       </w:pPr>
       <w:r>
-        <w:t>“You're learning to fear the right things.”</w:t>
+        <w:t>“You’re learning to fear the right things.”</w:t>
       </w:r>
     </w:p>
     <w:p>
@@ -2769,7 +2769,7 @@
         <w:jc w:val="left"/>
       </w:pPr>
       <w:r>
-        <w:t>“I don't know.”</w:t>
+        <w:t>“I don’t know.”</w:t>
       </w:r>
     </w:p>
     <w:p>
@@ -2785,7 +2785,7 @@
         <w:jc w:val="left"/>
       </w:pPr>
       <w:r>
-        <w:t>“I don't know.”</w:t>
+        <w:t>“I don’t know.”</w:t>
       </w:r>
     </w:p>
     <w:p>
@@ -2809,7 +2809,7 @@
         <w:jc w:val="left"/>
       </w:pPr>
       <w:r>
-        <w:t>“I don't know.”</w:t>
+        <w:t>“I don’t know.”</w:t>
       </w:r>
     </w:p>
     <w:p>
@@ -2825,7 +2825,7 @@
         <w:jc w:val="left"/>
       </w:pPr>
       <w:r>
-        <w:t>“You don't know anything.”</w:t>
+        <w:t>“You don’t know anything.”</w:t>
       </w:r>
     </w:p>
     <w:p>
@@ -2881,7 +2881,7 @@
         <w:jc w:val="left"/>
       </w:pPr>
       <w:r>
-        <w:t>The discipline of uncertainty was harder when somebody's life occupied the question.</w:t>
+        <w:t>The discipline of uncertainty was harder when somebody’s life occupied the question.</w:t>
       </w:r>
     </w:p>
     <w:p>
@@ -3013,7 +3013,7 @@
         <w:jc w:val="left"/>
       </w:pPr>
       <w:r>
-        <w:t>“I wasn't saying anything.”</w:t>
+        <w:t>“I wasn’t saying anything.”</w:t>
       </w:r>
     </w:p>
     <w:p>
@@ -3045,7 +3045,7 @@
         <w:jc w:val="left"/>
       </w:pPr>
       <w:r>
-        <w:t>“You keep feeding on rumours, soon you'll forget what hunger feels like.”</w:t>
+        <w:t>“You keep feeding on rumours, soon you’ll forget what hunger feels like.”</w:t>
       </w:r>
     </w:p>
     <w:p>
@@ -3101,7 +3101,7 @@
         <w:jc w:val="left"/>
       </w:pPr>
       <w:r>
-        <w:t>“He didn't show.”</w:t>
+        <w:t>“He didn’t show.”</w:t>
       </w:r>
     </w:p>
     <w:p>
@@ -3253,7 +3253,7 @@
         <w:jc w:val="left"/>
       </w:pPr>
       <w:r>
-        <w:t>“It isn't much.”</w:t>
+        <w:t>“It isn’t much.”</w:t>
       </w:r>
     </w:p>
     <w:p>
@@ -3269,7 +3269,7 @@
         <w:jc w:val="left"/>
       </w:pPr>
       <w:r>
-        <w:t>“Doesn't it bother you?”</w:t>
+        <w:t>“Doesn’t it bother you?”</w:t>
       </w:r>
     </w:p>
     <w:p>
@@ -3409,7 +3409,7 @@
         <w:jc w:val="left"/>
       </w:pPr>
       <w:r>
-        <w:t>Hamid's service status remained active.</w:t>
+        <w:t>Hamid’s service status remained active.</w:t>
       </w:r>
     </w:p>
     <w:p>
@@ -3473,7 +3473,7 @@
         <w:jc w:val="left"/>
       </w:pPr>
       <w:r>
-        <w:t>By five-thirty, Harun closed the door to Faizal's office.</w:t>
+        <w:t>By five-thirty, Harun closed the door to Faizal’s office.</w:t>
       </w:r>
     </w:p>
     <w:p>
@@ -3513,7 +3513,7 @@
         <w:jc w:val="left"/>
       </w:pPr>
       <w:r>
-        <w:t>“Because we're creating a list of everyone interested in Hamid.”</w:t>
+        <w:t>“Because we’re creating a list of everyone interested in Hamid.”</w:t>
       </w:r>
     </w:p>
     <w:p>
@@ -3529,7 +3529,7 @@
         <w:jc w:val="left"/>
       </w:pPr>
       <w:r>
-        <w:t>“And we don't know who reads that list.”</w:t>
+        <w:t>“And we don’t know who reads that list.”</w:t>
       </w:r>
     </w:p>
     <w:p>
@@ -3633,15 +3633,15 @@
         <w:jc w:val="left"/>
       </w:pPr>
       <w:r>
-        <w:t>“I don't know.”</w:t>
-      </w:r>
-    </w:p>
-    <w:p>
-      <w:pPr>
-        <w:jc w:val="left"/>
-      </w:pPr>
-      <w:r>
-        <w:t>“Maybe they're protecting someone from him.”</w:t>
+        <w:t>“I don’t know.”</w:t>
+      </w:r>
+    </w:p>
+    <w:p>
+      <w:pPr>
+        <w:jc w:val="left"/>
+      </w:pPr>
+      <w:r>
+        <w:t>“Maybe they’re protecting someone from him.”</w:t>
       </w:r>
     </w:p>
     <w:p>
@@ -3853,7 +3853,7 @@
         <w:jc w:val="left"/>
       </w:pPr>
       <w:r>
-        <w:t>“You're serious?”</w:t>
+        <w:t>“You’re serious?”</w:t>
       </w:r>
     </w:p>
     <w:p>
@@ -3877,7 +3877,7 @@
         <w:jc w:val="left"/>
       </w:pPr>
       <w:r>
-        <w:t>“I didn't say that.”</w:t>
+        <w:t>“I didn’t say that.”</w:t>
       </w:r>
     </w:p>
     <w:p>
@@ -3957,7 +3957,7 @@
         <w:jc w:val="left"/>
       </w:pPr>
       <w:r>
-        <w:t>One copy of Hamid's transfer order.</w:t>
+        <w:t>One copy of Hamid’s transfer order.</w:t>
       </w:r>
     </w:p>
     <w:p>
@@ -3989,7 +3989,7 @@
         <w:jc w:val="left"/>
       </w:pPr>
       <w:r>
-        <w:t>“You're keeping those?”</w:t>
+        <w:t>“You’re keeping those?”</w:t>
       </w:r>
     </w:p>
     <w:p>
@@ -4209,7 +4209,7 @@
         <w:jc w:val="left"/>
       </w:pPr>
       <w:r>
-        <w:t>Another constable used Hamid's desk.</w:t>
+        <w:t>Another constable used Hamid’s desk.</w:t>
       </w:r>
     </w:p>
     <w:p>
@@ -4265,7 +4265,7 @@
         <w:jc w:val="left"/>
       </w:pPr>
       <w:r>
-        <w:t>He remembered where Hamid's name had been.</w:t>
+        <w:t>He remembered where Hamid’s name had been.</w:t>
       </w:r>
     </w:p>
     <w:p>
@@ -4377,7 +4377,7 @@
         <w:jc w:val="left"/>
       </w:pPr>
       <w:r>
-        <w:t>“That isn't what I mean.”</w:t>
+        <w:t>“That isn’t what I mean.”</w:t>
       </w:r>
     </w:p>
     <w:p>
@@ -4489,15 +4489,15 @@
         <w:jc w:val="left"/>
       </w:pPr>
       <w:r>
-        <w:t>“You believe he's alive?”</w:t>
-      </w:r>
-    </w:p>
-    <w:p>
-      <w:pPr>
-        <w:jc w:val="left"/>
-      </w:pPr>
-      <w:r>
-        <w:t>Harun's eyes remained on the roster.</w:t>
+        <w:t>“You believe he’s alive?”</w:t>
+      </w:r>
+    </w:p>
+    <w:p>
+      <w:pPr>
+        <w:jc w:val="left"/>
+      </w:pPr>
+      <w:r>
+        <w:t>Harun’s eyes remained on the roster.</w:t>
       </w:r>
     </w:p>
     <w:p>
@@ -4585,7 +4585,7 @@
         <w:jc w:val="left"/>
       </w:pPr>
       <w:r>
-        <w:t>“Then we don't.”</w:t>
+        <w:t>“Then we don’t.”</w:t>
       </w:r>
     </w:p>
     <w:p>
@@ -4869,7 +4869,7 @@
         <w:jc w:val="left"/>
       </w:pPr>
       <w:r>
-        <w:t>Months later, Hamid's name would still appear occasionally in Rahman's thoughts.</w:t>
+        <w:t>Months later, Hamid’s name would still appear occasionally in Rahman’s thoughts.</w:t>
       </w:r>
     </w:p>
     <w:p>

--- a/01_The_Blue_Silence/Manuscript/THE_BLUE_SILENCE_Chapter_05_The_Policeman_Who_Disappeared.docx
+++ b/01_The_Blue_Silence/Manuscript/THE_BLUE_SILENCE_Chapter_05_The_Policeman_Who_Disappeared.docx
@@ -4441,6 +4441,30 @@
         <w:jc w:val="left"/>
       </w:pPr>
       <w:r>
+        <w:t>“Some transfers are movements,” Harun said. “Others are messages.”</w:t>
+      </w:r>
+    </w:p>
+    <w:p>
+      <w:pPr>
+        <w:jc w:val="left"/>
+      </w:pPr>
+      <w:r>
+        <w:t>“Which is this?”</w:t>
+      </w:r>
+    </w:p>
+    <w:p>
+      <w:pPr>
+        <w:jc w:val="left"/>
+      </w:pPr>
+      <w:r>
+        <w:t>“Ask who is meant to read it.”</w:t>
+      </w:r>
+    </w:p>
+    <w:p>
+      <w:pPr>
+        <w:jc w:val="left"/>
+      </w:pPr>
+      <w:r>
         <w:t>They stood together in the corridor.</w:t>
       </w:r>
     </w:p>
@@ -5101,7 +5125,7 @@
         <w:jc w:val="left"/>
       </w:pPr>
       <w:r>
-        <w:t>And for the first time in his career, Rahman wondered which version the institution would eventually choose to remember.</w:t>
+        <w:t>For the first time in his career, Rahman wondered which version the institution would eventually choose to remember.</w:t>
       </w:r>
     </w:p>
     <w:p>
